--- a/App/mou_templates/Dry Cleaners.docx
+++ b/App/mou_templates/Dry Cleaners.docx
@@ -104,7 +104,13 @@
         <w:rPr>
           <w:rFonts w:ascii="Arial" w:eastAsia="Arial" w:hAnsi="Arial" w:cs="Arial"/>
         </w:rPr>
-        <w:t xml:space="preserve">AUGUST </w:t>
+        <w:t>September</w:t>
+      </w:r>
+      <w:r>
+        <w:rPr>
+          <w:rFonts w:ascii="Arial" w:eastAsia="Arial" w:hAnsi="Arial" w:cs="Arial"/>
+        </w:rPr>
+        <w:t xml:space="preserve"> </w:t>
       </w:r>
       <w:r>
         <w:rPr>
@@ -183,7 +189,19 @@
         <w:rPr>
           <w:rFonts w:ascii="Arial" w:eastAsia="Arial" w:hAnsi="Arial" w:cs="Arial"/>
         </w:rPr>
-        <w:t>Office is Raptinagar phase 1 Gorakhpur 273003</w:t>
+        <w:t xml:space="preserve">Office is </w:t>
+      </w:r>
+      <w:r>
+        <w:rPr>
+          <w:rFonts w:ascii="Arial" w:eastAsia="Arial" w:hAnsi="Arial" w:cs="Arial"/>
+        </w:rPr>
+        <w:t>{</w:t>
+      </w:r>
+      <w:r>
+        <w:rPr>
+          <w:rFonts w:ascii="Arial" w:eastAsia="Arial" w:hAnsi="Arial" w:cs="Arial"/>
+        </w:rPr>
+        <w:t>DRY_ADDRESS}</w:t>
       </w:r>
       <w:r>
         <w:rPr>
@@ -430,19 +448,19 @@
         <w:rPr>
           <w:rFonts w:ascii="Arial" w:eastAsia="Arial" w:hAnsi="Arial" w:cs="Arial"/>
         </w:rPr>
+        <w:t>9</w:t>
+      </w:r>
+      <w:r>
+        <w:rPr>
+          <w:rFonts w:ascii="Arial" w:eastAsia="Arial" w:hAnsi="Arial" w:cs="Arial"/>
+        </w:rPr>
+        <w:t>/2026 and shall remain valid upto 31/0</w:t>
+      </w:r>
+      <w:r>
+        <w:rPr>
+          <w:rFonts w:ascii="Arial" w:eastAsia="Arial" w:hAnsi="Arial" w:cs="Arial"/>
+        </w:rPr>
         <w:t>8</w:t>
-      </w:r>
-      <w:r>
-        <w:rPr>
-          <w:rFonts w:ascii="Arial" w:eastAsia="Arial" w:hAnsi="Arial" w:cs="Arial"/>
-        </w:rPr>
-        <w:t>/2026 and shall remain valid upto 31/0</w:t>
-      </w:r>
-      <w:r>
-        <w:rPr>
-          <w:rFonts w:ascii="Arial" w:eastAsia="Arial" w:hAnsi="Arial" w:cs="Arial"/>
-        </w:rPr>
-        <w:t>7</w:t>
       </w:r>
       <w:r>
         <w:rPr>
